--- a/VibeStart_Technical_Documentation.docx
+++ b/VibeStart_Technical_Documentation.docx
@@ -7,7 +7,7 @@
         <w:pStyle w:val="Title"/>
       </w:pPr>
       <w:r>
-        <w:t>VibeStart — Technical documentation</w:t>
+        <w:t>VibeStart â€” Technical documentation</w:t>
       </w:r>
     </w:p>
     <w:p>
@@ -15,7 +15,7 @@
         <w:spacing w:line="240" w:lineRule="auto" w:after="120"/>
       </w:pPr>
       <w:r>
-        <w:t>Version 1.0 — use cases, architecture, workflow, tech stack, and code structure with one-line method descriptions prefixed with # (Markdown-style emphasis on each fact).</w:t>
+        <w:t>Version 1.0 â€” use cases, architecture, workflow, tech stack, and code structure with one-line method descriptions prefixed with # (Markdown-style emphasis on each fact).</w:t>
       </w:r>
     </w:p>
     <w:p>
@@ -111,7 +111,7 @@
         <w:spacing w:line="240" w:lineRule="auto" w:after="120"/>
       </w:pPr>
       <w:r>
-        <w:t>1) User submits startup text and/or URL → POST /api/profile → profile row ensured, optional scrape, LLM merge → combined_summary stored.</w:t>
+        <w:t>1) User submits startup text and/or URL -&gt; POST /api/profile -&gt; profile row ensured, optional scrape, LLM merge -&gt; combined_summary stored.</w:t>
       </w:r>
     </w:p>
     <w:p>
@@ -119,7 +119,7 @@
         <w:spacing w:line="240" w:lineRule="auto" w:after="120"/>
       </w:pPr>
       <w:r>
-        <w:t>2) User adds competitor URLs → POST /api/competitors → each URL scraped, rows in scraped_pages and competitors.</w:t>
+        <w:t>2) User adds competitor URLs -&gt; POST /api/competitors -&gt; each URL scraped, rows in scraped_pages and competitors.</w:t>
       </w:r>
     </w:p>
     <w:p>
@@ -127,7 +127,7 @@
         <w:spacing w:line="240" w:lineRule="auto" w:after="120"/>
       </w:pPr>
       <w:r>
-        <w:t>3) User triggers an analysis → POST /api/analyze/{key} (comparison|vcs|jobs|gaps|ideas|roast|collaborations|extras) → loads profile + competitor summaries → OpenAI → snapshot row in analysis_snapshots.</w:t>
+        <w:t>3) User triggers an analysis -&gt; POST /api/analyze/{key}. Competitor context is used only when key is comparison; all other panels are product-only.</w:t>
       </w:r>
     </w:p>
     <w:p>
@@ -143,7 +143,7 @@
         <w:spacing w:line="240" w:lineRule="auto" w:after="120"/>
       </w:pPr>
       <w:r>
-        <w:t>5) UI hygiene: on every new run (or profile/competitor change), previous analysis panels are cleared to prevent stale mixed outputs.</w:t>
+        <w:t>5) Creative run -&gt; POST /api/creative/ad or /api/creative/story using section-1 startupText/startupUrl overlays plus optional profile context (no separate creative URL input).</w:t>
       </w:r>
     </w:p>
     <w:p>
@@ -159,7 +159,7 @@
         <w:spacing w:line="240" w:lineRule="auto" w:after="120"/>
       </w:pPr>
       <w:r>
-        <w:t>Frontend (frontend/src/App.jsx) → API helpers (frontend/src/api.js) → Vite dev proxy (frontend/vite.config.js) → Express router (backend/src/routes.js) → (optional) Scraper (backend/src/scraper.js + backend/data/raw_html/*) → OpenAI service (backend/src/openaiService.js) → JSON response → Rendered as readable markdown/cards (frontend/src/components/AnalysisResult.jsx).</w:t>
+        <w:t>Frontend (App + CreativeStudio) -&gt; API helpers -&gt; Vite dev proxy -&gt; Express routes (routes.js + creativeRoutes.js) -&gt; scraper/openai/pdf services -&gt; JSON response -&gt; rendered cards/markdown + creative image URLs.</w:t>
       </w:r>
     </w:p>
     <w:p>
@@ -250,7 +250,7 @@
         <w:rPr>
           <w:sz w:val="20"/>
         </w:rPr>
-        <w:t># (bootstrap) — Wires CORS, JSON body parser, health route, API router, JSON parse error handler, global JSON error handler, and listens on HOST:PORT with long-lived HTTP timeouts.</w:t>
+        <w:t># (bootstrap) â€” Wires CORS, JSON body parser, health route, API router, JSON parse error handler, global JSON error handler, and listens on HOST:PORT with long-lived HTTP timeouts.</w:t>
       </w:r>
     </w:p>
     <w:p>
@@ -261,7 +261,7 @@
         <w:rPr>
           <w:sz w:val="20"/>
         </w:rPr>
-        <w:t># GET /api/health — Returns a small JSON payload confirming the API process is running.</w:t>
+        <w:t># GET /api/health â€” Returns a small JSON payload confirming the API process is running.</w:t>
       </w:r>
     </w:p>
     <w:p>
@@ -280,7 +280,7 @@
         <w:rPr>
           <w:sz w:val="20"/>
         </w:rPr>
-        <w:t># getDb — Returns the singleton better-sqlite3 Database after ensuring the data directory exists and creating core tables if missing.</w:t>
+        <w:t># getDb â€” Returns the singleton better-sqlite3 Database after ensuring the data directory exists and creating core tables if missing.</w:t>
       </w:r>
     </w:p>
     <w:p>
@@ -291,7 +291,7 @@
         <w:rPr>
           <w:sz w:val="20"/>
         </w:rPr>
-        <w:t># resetAllStoredData — Deletes all rows in core tables and clears backend/data/raw_html so each run can start clean.</w:t>
+        <w:t># resetAllStoredData â€” Deletes all rows in core tables and clears backend/data/raw_html so each run can start clean.</w:t>
       </w:r>
     </w:p>
     <w:p>
@@ -310,7 +310,7 @@
         <w:rPr>
           <w:sz w:val="20"/>
         </w:rPr>
-        <w:t># HttpError constructor — Builds an Error subclass carrying HTTP status and optional detail for consistent API error responses.</w:t>
+        <w:t># HttpError constructor â€” Builds an Error subclass carrying HTTP status and optional detail for consistent API error responses.</w:t>
       </w:r>
     </w:p>
     <w:p>
@@ -329,7 +329,7 @@
         <w:rPr>
           <w:sz w:val="20"/>
         </w:rPr>
-        <w:t># asyncRoute(handler) — Wraps an async Express handler so rejected promises call next(err) instead of crashing the connection.</w:t>
+        <w:t># asyncRoute(handler) â€” Wraps an async Express handler so rejected promises call next(err) instead of crashing the connection.</w:t>
       </w:r>
     </w:p>
     <w:p>
@@ -348,7 +348,7 @@
         <w:rPr>
           <w:sz w:val="20"/>
         </w:rPr>
-        <w:t># ensureRawDir — Creates backend/data/raw_html if it does not exist so HTML files can be written.</w:t>
+        <w:t># ensureRawDir â€” Creates backend/data/raw_html if it does not exist so HTML files can be written.</w:t>
       </w:r>
     </w:p>
     <w:p>
@@ -359,7 +359,7 @@
         <w:rPr>
           <w:sz w:val="20"/>
         </w:rPr>
-        <w:t># normalizeUrl — Trims input, adds https:// when no scheme is present, and rejects empty strings.</w:t>
+        <w:t># normalizeUrl â€” Trims input, adds https:// when no scheme is present, and rejects empty strings.</w:t>
       </w:r>
     </w:p>
     <w:p>
@@ -370,7 +370,7 @@
         <w:rPr>
           <w:sz w:val="20"/>
         </w:rPr>
-        <w:t># scrapeUrl — HTTP GETs a page, saves full HTML to disk, parses title/description/body text with cheerio, and inserts a scraped_pages row.</w:t>
+        <w:t># scrapeUrl â€” HTTP GETs a page, saves full HTML to disk, parses title/description/body text with cheerio, and inserts a scraped_pages row.</w:t>
       </w:r>
     </w:p>
     <w:p>
@@ -381,7 +381,7 @@
         <w:rPr>
           <w:sz w:val="20"/>
         </w:rPr>
-        <w:t># scrapeMany — Sequentially scrapes a list of URLs, collecting per-URL success objects or error messages without stopping the batch.</w:t>
+        <w:t># scrapeMany â€” Sequentially scrapes a list of URLs, collecting per-URL success objects or error messages without stopping the batch.</w:t>
       </w:r>
     </w:p>
     <w:p>
@@ -400,7 +400,7 @@
         <w:rPr>
           <w:sz w:val="20"/>
         </w:rPr>
-        <w:t># getClient — Lazily constructs a single OpenAI client or throws HttpError if OPENAI_API_KEY is missing.</w:t>
+        <w:t># getClient â€” Lazily constructs a single OpenAI client or throws HttpError if OPENAI_API_KEY is missing.</w:t>
       </w:r>
     </w:p>
     <w:p>
@@ -411,7 +411,7 @@
         <w:rPr>
           <w:sz w:val="20"/>
         </w:rPr>
-        <w:t># jsonChat — Sends a system+user chat with JSON response_format (and optional max_tokens) and parses the assistant message into an object.</w:t>
+        <w:t># jsonChat â€” Sends a system+user chat with JSON response_format (and optional max_tokens) and parses the assistant message into an object.</w:t>
       </w:r>
     </w:p>
     <w:p>
@@ -422,7 +422,7 @@
         <w:rPr>
           <w:sz w:val="20"/>
         </w:rPr>
-        <w:t># normalizeDeepDives — Coerces competitor_deep_dives into an array sized to the competitor list so multi-competitor comparison renders reliably.</w:t>
+        <w:t># normalizeDeepDives â€” Coerces competitor_deep_dives into an array sized to the competitor list so multi-competitor comparison renders reliably.</w:t>
       </w:r>
     </w:p>
     <w:p>
@@ -433,7 +433,7 @@
         <w:rPr>
           <w:sz w:val="20"/>
         </w:rPr>
-        <w:t># buildCombinedContext — Calls the LLM to merge founder text with a scrape summary into one markdown brief plus assumptions and tags.</w:t>
+        <w:t># buildCombinedContext â€” Calls the LLM to merge founder text with a scrape summary into one markdown brief plus assumptions and tags.</w:t>
       </w:r>
     </w:p>
     <w:p>
@@ -444,7 +444,7 @@
         <w:rPr>
           <w:sz w:val="20"/>
         </w:rPr>
-        <w:t># comparisonAndBrand — Produces exhaustive multi-competitor comparison tables plus one deep-dive card per competitor, along with brand strategy outputs.</w:t>
+        <w:t># comparisonAndBrand â€” Produces exhaustive multi-competitor comparison tables plus one deep-dive card per competitor, along with brand strategy outputs.</w:t>
       </w:r>
     </w:p>
     <w:p>
@@ -455,7 +455,7 @@
         <w:rPr>
           <w:sz w:val="20"/>
         </w:rPr>
-        <w:t># roastStartup — Returns structured skeptical VC-style feedback including verdict, fixes, and positioning tweaks.</w:t>
+        <w:t># roastStartup â€” Returns structured skeptical VC-style feedback including verdict, fixes, and positioning tweaks.</w:t>
       </w:r>
     </w:p>
     <w:p>
@@ -466,7 +466,7 @@
         <w:rPr>
           <w:sz w:val="20"/>
         </w:rPr>
-        <w:t># jobsFromCompetitors — Produces hiring thesis, organizational gaps, detailed job opportunities, and interview scorecard informed by competitors.</w:t>
+        <w:t># jobsFromCompetitors â€” Produces hiring thesis, organizational gaps, detailed job opportunities, and interview scorecard informed by competitors.</w:t>
       </w:r>
     </w:p>
     <w:p>
@@ -477,7 +477,7 @@
         <w:rPr>
           <w:sz w:val="20"/>
         </w:rPr>
-        <w:t># potentialVCsWithMatch — Suggests overlooked VC/investor targets with match_score 0–100 and outreach hooks.</w:t>
+        <w:t># potentialVCsWithMatch â€” Suggests overlooked VC/investor targets with match_score 0â€“100 and outreach hooks.</w:t>
       </w:r>
     </w:p>
     <w:p>
@@ -488,7 +488,7 @@
         <w:rPr>
           <w:sz w:val="20"/>
         </w:rPr>
-        <w:t># strategicGapsAnalysis — Identifies product/team/market/fundraising gaps with severity and a 90-day closure plan.</w:t>
+        <w:t># strategicGapsAnalysis â€” Identifies product/team/market/fundraising gaps with severity and a 90-day closure plan.</w:t>
       </w:r>
     </w:p>
     <w:p>
@@ -499,7 +499,7 @@
         <w:rPr>
           <w:sz w:val="20"/>
         </w:rPr>
-        <w:t># startupIdeasTailored — Generates competitor-whitespace startup ideas with fit scores and validation steps.</w:t>
+        <w:t># startupIdeasTailored â€” Generates competitor-whitespace startup ideas with fit scores and validation steps.</w:t>
       </w:r>
     </w:p>
     <w:p>
@@ -510,7 +510,7 @@
         <w:rPr>
           <w:sz w:val="20"/>
         </w:rPr>
-        <w:t># collaborationOpportunities — Suggests ethical partnership types, pitches, and boundaries.</w:t>
+        <w:t># collaborationOpportunities â€” Suggests ethical partnership types, pitches, and boundaries.</w:t>
       </w:r>
     </w:p>
     <w:p>
@@ -521,7 +521,7 @@
         <w:rPr>
           <w:sz w:val="20"/>
         </w:rPr>
-        <w:t># uniqueExtras — Outputs moat experiments, pivot seeds, community and pricing hypotheses, and metric ideas.</w:t>
+        <w:t># uniqueExtras â€” Outputs moat experiments, pivot seeds, community and pricing hypotheses, and metric ideas.</w:t>
       </w:r>
     </w:p>
     <w:p>
@@ -540,7 +540,7 @@
         <w:rPr>
           <w:sz w:val="20"/>
         </w:rPr>
-        <w:t># rowProfile — Reads one profiles row by primary key.</w:t>
+        <w:t># rowProfile - Reads one profiles row by primary key.</w:t>
       </w:r>
     </w:p>
     <w:p>
@@ -551,7 +551,7 @@
         <w:rPr>
           <w:sz w:val="20"/>
         </w:rPr>
-        <w:t># competitorRows — Lists all competitors for a profile ordered by creation time.</w:t>
+        <w:t># competitorRows - Lists all competitors for a profile ordered by creation time.</w:t>
       </w:r>
     </w:p>
     <w:p>
@@ -562,7 +562,7 @@
         <w:rPr>
           <w:sz w:val="20"/>
         </w:rPr>
-        <w:t># saveSnapshot — Inserts an analysis_snapshots row with JSON-serialized AI output.</w:t>
+        <w:t># saveSnapshot - Inserts an analysis_snapshots row with JSON-serialized AI output.</w:t>
       </w:r>
     </w:p>
     <w:p>
@@ -573,7 +573,7 @@
         <w:rPr>
           <w:sz w:val="20"/>
         </w:rPr>
-        <w:t># loadContextBundle — Loads profile plus compact competitor summaries for prompts.</w:t>
+        <w:t># loadContextBundle - Loads profile summary and competitor summaries (competitors are consumed only by deep comparison).</w:t>
       </w:r>
     </w:p>
     <w:p>
@@ -584,7 +584,7 @@
         <w:rPr>
           <w:sz w:val="20"/>
         </w:rPr>
-        <w:t># POST /api/profile — Upserts a profile, optionally scrapes startup URL, runs buildCombinedContext, updates combined_summary.</w:t>
+        <w:t># POST /api/profile - Upserts a profile, attempts URL scrape, builds combined summary, and still saves with scrapeWarning when URL fetch fails.</w:t>
       </w:r>
     </w:p>
     <w:p>
@@ -595,7 +595,7 @@
         <w:rPr>
           <w:sz w:val="20"/>
         </w:rPr>
-        <w:t># POST /api/competitors — Validates profile, scrapes competitor URLs, inserts competitor rows linked to scrape metadata.</w:t>
+        <w:t># POST /api/competitors - Validates profile, scrapes competitor URLs, inserts competitor rows linked to scrape metadata.</w:t>
       </w:r>
     </w:p>
     <w:p>
@@ -606,7 +606,7 @@
         <w:rPr>
           <w:sz w:val="20"/>
         </w:rPr>
-        <w:t># GET /api/profile/:id — Returns profile row and competitor list or 404.</w:t>
+        <w:t># GET /api/profile/:id - Returns profile row and competitor list or 404.</w:t>
       </w:r>
     </w:p>
     <w:p>
@@ -617,7 +617,7 @@
         <w:rPr>
           <w:sz w:val="20"/>
         </w:rPr>
-        <w:t># POST /api/analyze/:key — Dispatches comparison|vcs|jobs|gaps|ideas|roast|collaborations|extras to OpenAI and stores a snapshot.</w:t>
+        <w:t># POST /api/analyze/:key - Dispatches intelligence runs; competitor context is passed only to comparison; snapshot is persisted.</w:t>
       </w:r>
     </w:p>
     <w:p>
@@ -628,7 +628,111 @@
         <w:rPr>
           <w:sz w:val="20"/>
         </w:rPr>
-        <w:t># GET /api/snapshots/:profileId — Returns recent snapshots with safe JSON parsing per row.</w:t>
+        <w:t># POST /api/simulate/vc - Runs VC role-play from startup brief and optional pitch notes.</w:t>
+      </w:r>
+    </w:p>
+    <w:p>
+      <w:pPr>
+        <w:pStyle w:val="ListBullet"/>
+      </w:pPr>
+      <w:r>
+        <w:rPr>
+          <w:sz w:val="20"/>
+        </w:rPr>
+        <w:t># POST /api/export/pdf - Exports all intelligence sections in panel order with optional latest-snapshot merge.</w:t>
+      </w:r>
+    </w:p>
+    <w:p>
+      <w:pPr>
+        <w:pStyle w:val="ListBullet"/>
+      </w:pPr>
+      <w:r>
+        <w:rPr>
+          <w:sz w:val="20"/>
+        </w:rPr>
+        <w:t># GET /api/snapshots/:profileId - Returns recent snapshots with safe JSON parsing per row.</w:t>
+      </w:r>
+    </w:p>
+    <w:p>
+      <w:pPr>
+        <w:pStyle w:val="Heading2"/>
+      </w:pPr>
+      <w:r>
+        <w:t>## backend/src/creativeRoutes.js</w:t>
+      </w:r>
+    </w:p>
+    <w:p>
+      <w:pPr>
+        <w:pStyle w:val="ListBullet"/>
+      </w:pPr>
+      <w:r>
+        <w:rPr>
+          <w:sz w:val="20"/>
+        </w:rPr>
+        <w:t># POST /api/creative/ad - Builds creative context from section-1 overlay values and/or saved profile, then generates ad copy (+ optional image).</w:t>
+      </w:r>
+    </w:p>
+    <w:p>
+      <w:pPr>
+        <w:pStyle w:val="ListBullet"/>
+      </w:pPr>
+      <w:r>
+        <w:rPr>
+          <w:sz w:val="20"/>
+        </w:rPr>
+        <w:t># POST /api/creative/story - Uses the same context strategy to generate narrative text or image storyboard panels.</w:t>
+      </w:r>
+    </w:p>
+    <w:p>
+      <w:pPr>
+        <w:pStyle w:val="Heading2"/>
+      </w:pPr>
+      <w:r>
+        <w:t>## backend/src/creativeService.js</w:t>
+      </w:r>
+    </w:p>
+    <w:p>
+      <w:pPr>
+        <w:pStyle w:val="ListBullet"/>
+      </w:pPr>
+      <w:r>
+        <w:rPr>
+          <w:sz w:val="20"/>
+        </w:rPr>
+        <w:t># getLatestStoredSiteBody - Reads latest persisted startup scrape text as a context fallback.</w:t>
+      </w:r>
+    </w:p>
+    <w:p>
+      <w:pPr>
+        <w:pStyle w:val="ListBullet"/>
+      </w:pPr>
+      <w:r>
+        <w:rPr>
+          <w:sz w:val="20"/>
+        </w:rPr>
+        <w:t># loadCreativeContextForCreative - Resolves context from current startupText/startupUrl overlay, saved profile fields, and stored scrape fallback.</w:t>
+      </w:r>
+    </w:p>
+    <w:p>
+      <w:pPr>
+        <w:pStyle w:val="ListBullet"/>
+      </w:pPr>
+      <w:r>
+        <w:rPr>
+          <w:sz w:val="20"/>
+        </w:rPr>
+        <w:t># generateAdFromProduct - Produces structured ad copy and optionally one generated image.</w:t>
+      </w:r>
+    </w:p>
+    <w:p>
+      <w:pPr>
+        <w:pStyle w:val="ListBullet"/>
+      </w:pPr>
+      <w:r>
+        <w:rPr>
+          <w:sz w:val="20"/>
+        </w:rPr>
+        <w:t># generateStoryFromProduct - Produces story markdown or panelized image storyboard outputs.</w:t>
       </w:r>
     </w:p>
     <w:p>
@@ -647,7 +751,7 @@
         <w:rPr>
           <w:sz w:val="20"/>
         </w:rPr>
-        <w:t># req — Performs fetch, parses JSON or fallback text errors, and throws on non-OK HTTP status.</w:t>
+        <w:t># req - Performs fetch, parses JSON or fallback text errors, and throws on non-OK HTTP status.</w:t>
       </w:r>
     </w:p>
     <w:p>
@@ -658,7 +762,7 @@
         <w:rPr>
           <w:sz w:val="20"/>
         </w:rPr>
-        <w:t># saveProfile — POSTs startup text/URL (and optional profileId) to /api/profile.</w:t>
+        <w:t># saveProfile - POSTs startup text/URL (and optional profileId) to /api/profile.</w:t>
       </w:r>
     </w:p>
     <w:p>
@@ -669,7 +773,7 @@
         <w:rPr>
           <w:sz w:val="20"/>
         </w:rPr>
-        <w:t># addCompetitors — POSTs profileId and urls[] to /api/competitors.</w:t>
+        <w:t># addCompetitors - POSTs profileId and urls[] to /api/competitors.</w:t>
       </w:r>
     </w:p>
     <w:p>
@@ -680,7 +784,7 @@
         <w:rPr>
           <w:sz w:val="20"/>
         </w:rPr>
-        <w:t># getProfile — GETs /api/profile/:id.</w:t>
+        <w:t># getProfile - GETs /api/profile/:id.</w:t>
       </w:r>
     </w:p>
     <w:p>
@@ -691,7 +795,40 @@
         <w:rPr>
           <w:sz w:val="20"/>
         </w:rPr>
-        <w:t># runAnalysis — POSTs profileId to /api/analyze/:key.</w:t>
+        <w:t># runAnalysis - POSTs profileId (+ optional extras) to /api/analyze/:key.</w:t>
+      </w:r>
+    </w:p>
+    <w:p>
+      <w:pPr>
+        <w:pStyle w:val="ListBullet"/>
+      </w:pPr>
+      <w:r>
+        <w:rPr>
+          <w:sz w:val="20"/>
+        </w:rPr>
+        <w:t># simulateVc - POSTs VC persona and pitch notes to /api/simulate/vc.</w:t>
+      </w:r>
+    </w:p>
+    <w:p>
+      <w:pPr>
+        <w:pStyle w:val="ListBullet"/>
+      </w:pPr>
+      <w:r>
+        <w:rPr>
+          <w:sz w:val="20"/>
+        </w:rPr>
+        <w:t># creativeAd / creativeStory - POST creative requests with startup overlay data from section 1.</w:t>
+      </w:r>
+    </w:p>
+    <w:p>
+      <w:pPr>
+        <w:pStyle w:val="ListBullet"/>
+      </w:pPr>
+      <w:r>
+        <w:rPr>
+          <w:sz w:val="20"/>
+        </w:rPr>
+        <w:t># exportReportPdf - Calls /api/export/pdf and downloads the generated report.</w:t>
       </w:r>
     </w:p>
     <w:p>
@@ -710,7 +847,7 @@
         <w:rPr>
           <w:sz w:val="20"/>
         </w:rPr>
-        <w:t># ProseMarkdown — Renders markdown strings (including GFM tables) into readable typography.</w:t>
+        <w:t># ProseMarkdown - Renders markdown strings (including GFM tables) into readable typography.</w:t>
       </w:r>
     </w:p>
     <w:p>
@@ -721,7 +858,7 @@
         <w:rPr>
           <w:sz w:val="20"/>
         </w:rPr>
-        <w:t># ChipList — Renders a list of short strings as UI chips.</w:t>
+        <w:t># ChipList - Renders a list of short strings as UI chips.</w:t>
       </w:r>
     </w:p>
     <w:p>
@@ -732,7 +869,7 @@
         <w:rPr>
           <w:sz w:val="20"/>
         </w:rPr>
-        <w:t># SeverityBadge — Renders low/medium/high severity as a colored badge.</w:t>
+        <w:t># SeverityBadge - Renders low/medium/high severity as a colored badge.</w:t>
       </w:r>
     </w:p>
     <w:p>
@@ -743,7 +880,7 @@
         <w:rPr>
           <w:sz w:val="20"/>
         </w:rPr>
-        <w:t># MatchScoreBadge — Renders 0–100 match/fit scores as a colored badge.</w:t>
+        <w:t># MatchScoreBadge - Renders 0-100 match/fit scores as a colored badge.</w:t>
       </w:r>
     </w:p>
     <w:p>
@@ -754,7 +891,7 @@
         <w:rPr>
           <w:sz w:val="20"/>
         </w:rPr>
-        <w:t># FallbackTree — Renders unknown JSON shapes into nested key/value blocks without showing raw JSON first.</w:t>
+        <w:t># FallbackTree - Renders unknown JSON shapes into nested key/value blocks without showing raw JSON first.</w:t>
       </w:r>
     </w:p>
     <w:p>
@@ -765,7 +902,7 @@
         <w:rPr>
           <w:sz w:val="20"/>
         </w:rPr>
-        <w:t># asDeepDiveList — Normalizes competitor_deep_dives into an array so the UI can render one card per competitor.</w:t>
+        <w:t># asDeepDiveList - Normalizes competitor_deep_dives into an array so the UI can render one card per competitor.</w:t>
       </w:r>
     </w:p>
     <w:p>
@@ -776,7 +913,7 @@
         <w:rPr>
           <w:sz w:val="20"/>
         </w:rPr>
-        <w:t># ComparisonView — Renders deep multi-competitor comparison tables and per-competitor deep-dive cards.</w:t>
+        <w:t># ComparisonView - Renders deep multi-competitor comparison tables, stage and ahead/behind sections, and per-competitor deep-dive cards.</w:t>
       </w:r>
     </w:p>
     <w:p>
@@ -787,7 +924,7 @@
         <w:rPr>
           <w:sz w:val="20"/>
         </w:rPr>
-        <w:t># RoastView — Renders VC-style roast output with severity and a one-liner upgrade pullquote.</w:t>
+        <w:t># RoastView - Renders VC-style roast output with severity and a one-liner upgrade pullquote.</w:t>
       </w:r>
     </w:p>
     <w:p>
@@ -798,7 +935,7 @@
         <w:rPr>
           <w:sz w:val="20"/>
         </w:rPr>
-        <w:t># JobsView — Renders organizational gaps, roles, detailed job opportunities, and interview scorecard.</w:t>
+        <w:t># JobsView - Renders organizational gaps and role plans using product-only context fields.</w:t>
       </w:r>
     </w:p>
     <w:p>
@@ -809,7 +946,7 @@
         <w:rPr>
           <w:sz w:val="20"/>
         </w:rPr>
-        <w:t># VcView — Renders ranked missed VCs with match scores, hooks, and diligence prep.</w:t>
+        <w:t># VcView - Renders ranked missed VCs with match scores, hooks, and diligence prep.</w:t>
       </w:r>
     </w:p>
     <w:p>
@@ -820,7 +957,7 @@
         <w:rPr>
           <w:sz w:val="20"/>
         </w:rPr>
-        <w:t># GapsView — Renders gap categories with severity plus a 90-day plan markdown block.</w:t>
+        <w:t># GapsView - Renders gap categories with severity plus a 90-day plan markdown block.</w:t>
       </w:r>
     </w:p>
     <w:p>
@@ -831,7 +968,7 @@
         <w:rPr>
           <w:sz w:val="20"/>
         </w:rPr>
-        <w:t># IdeasView — Renders tailored startup ideas with fit scores, risks, and validation steps.</w:t>
+        <w:t># IdeasView - Renders tailored startup ideas with fit scores, risks, and validation steps.</w:t>
       </w:r>
     </w:p>
     <w:p>
@@ -842,7 +979,7 @@
         <w:rPr>
           <w:sz w:val="20"/>
         </w:rPr>
-        <w:t># AnalysisResult — Switches to the right view by panelKey and keeps raw JSON in a collapsible details block.</w:t>
+        <w:t># AnalysisResult - Switches to the right view by panelKey and keeps raw JSON in a collapsible details block.</w:t>
       </w:r>
     </w:p>
     <w:p>
@@ -861,7 +998,7 @@
         <w:rPr>
           <w:sz w:val="20"/>
         </w:rPr>
-        <w:t># App (default export) — Holds form state, profileId in localStorage, calls API helpers, and renders analysis panels.</w:t>
+        <w:t># App (default export) - Holds form state, profileId in localStorage, calls API helpers, and renders analysis panels.</w:t>
       </w:r>
     </w:p>
     <w:p>
@@ -872,7 +1009,7 @@
         <w:rPr>
           <w:sz w:val="20"/>
         </w:rPr>
-        <w:t># EMPTY_PANELS — Central reset template used to clear analysis outputs on new runs or profile changes.</w:t>
+        <w:t># EMPTY_PANELS - Central reset template used to clear analysis outputs on new runs or profile changes.</w:t>
       </w:r>
     </w:p>
     <w:p>
@@ -883,7 +1020,7 @@
         <w:rPr>
           <w:sz w:val="20"/>
         </w:rPr>
-        <w:t># persistProfile — Writes profileId to React state and localStorage.</w:t>
+        <w:t># persistProfile - Writes profileId to React state and localStorage.</w:t>
       </w:r>
     </w:p>
     <w:p>
@@ -894,7 +1031,7 @@
         <w:rPr>
           <w:sz w:val="20"/>
         </w:rPr>
-        <w:t># useEffect (startup) — Validates saved profileId on load and clears local state if the backend data was reset.</w:t>
+        <w:t># useEffect (startup) - Validates saved profileId on load and clears local state if backend data was reset.</w:t>
       </w:r>
     </w:p>
     <w:p>
@@ -905,7 +1042,7 @@
         <w:rPr>
           <w:sz w:val="20"/>
         </w:rPr>
-        <w:t># handleSaveProfile — Calls saveProfile and stores the API response as lastProfile.</w:t>
+        <w:t># handleSaveProfile - Calls saveProfile and stores the API response as lastProfile.</w:t>
       </w:r>
     </w:p>
     <w:p>
@@ -916,7 +1053,7 @@
         <w:rPr>
           <w:sz w:val="20"/>
         </w:rPr>
-        <w:t># handleAddCompetitors — Calls addCompetitors then refreshes getProfile for display.</w:t>
+        <w:t># handleAddCompetitors - Calls addCompetitors then refreshes getProfile for display.</w:t>
       </w:r>
     </w:p>
     <w:p>
@@ -927,7 +1064,18 @@
         <w:rPr>
           <w:sz w:val="20"/>
         </w:rPr>
-        <w:t># run — Clears old outputs, calls runAnalysis for a given key, and shows only the current result to avoid stale mixed panels.</w:t>
+        <w:t># run - Clears old outputs, calls runAnalysis for a given key, and updates panel state.</w:t>
+      </w:r>
+    </w:p>
+    <w:p>
+      <w:pPr>
+        <w:pStyle w:val="ListBullet"/>
+      </w:pPr>
+      <w:r>
+        <w:rPr>
+          <w:sz w:val="20"/>
+        </w:rPr>
+        <w:t># CreativeStudio integration - Passes startupText/startupUrl overlays so creative generation works before save.</w:t>
       </w:r>
     </w:p>
     <w:p>
@@ -946,7 +1094,7 @@
         <w:rPr>
           <w:sz w:val="20"/>
         </w:rPr>
-        <w:t># (bootstrap) — Mounts the App root component into #root under React StrictMode.</w:t>
+        <w:t># (bootstrap) â€” Mounts the App root component into #root under React StrictMode.</w:t>
       </w:r>
     </w:p>
     <w:p>
@@ -965,7 +1113,7 @@
         <w:rPr>
           <w:sz w:val="20"/>
         </w:rPr>
-        <w:t># defineConfig — Enables React plugin and proxies /api to 127.0.0.1:3001 with extended timeouts and proxy error JSON fallback.</w:t>
+        <w:t># defineConfig â€” Enables React plugin and proxies /api to 127.0.0.1:3001 with extended timeouts and proxy error JSON fallback.</w:t>
       </w:r>
     </w:p>
     <w:sectPr>
